--- a/doc/WASM/CCL_WebAssembly_Stage0_Desk_Decisions_v1_8.docx
+++ b/doc/WASM/CCL_WebAssembly_Stage0_Desk_Decisions_v1_8.docx
@@ -982,7 +982,20 @@
       </w:hyperlink>
       <w:r>
         <w:rPr/>
-        <w:t xml:space="preserve"> specifies the hand-built C/C4/B experiment, including stack/result ownership and typed installation. Its execution is pending independent review; it does not select D3.</w:t>
+        <w:t xml:space="preserve"> specifies the hand-built C/C4/B experiment, including stack/result ownership and typed installation. Its eighteen correctness records have been independently reviewed and accepted within the </w:t>
+      </w:r>
+      <w:hyperlink r:id="rId4">
+        <w:r>
+          <w:rPr>
+            <w:color w:val="175C91"/>
+            <w:u w:val="single"/>
+          </w:rPr>
+          <w:t xml:space="preserve">fourth-audit scope</w:t>
+        </w:r>
+      </w:hyperlink>
+      <w:r>
+        <w:rPr/>
+        <w:t xml:space="preserve">; they do not select D3.</w:t>
       </w:r>
     </w:p>
     <w:p>
@@ -1437,7 +1450,7 @@
         <w:rPr/>
         <w:t xml:space="preserve">The integrated fixture exposed two lifetime defects (original failures r3 and r6). Claude’s external audit then exposed an exceptional return that left an idle Worker RUNNING (original failure r9). These findings amend protocol v1; the </w:t>
       </w:r>
-      <w:hyperlink r:id="rId4">
+      <w:hyperlink r:id="rId5">
         <w:r>
           <w:rPr>
             <w:color w:val="175C91"/>
@@ -1450,7 +1463,7 @@
         <w:rPr/>
         <w:t xml:space="preserve"> retains the originals and the </w:t>
       </w:r>
-      <w:hyperlink r:id="rId5">
+      <w:hyperlink r:id="rId6">
         <w:r>
           <w:rPr>
             <w:color w:val="175C91"/>
@@ -2060,7 +2073,7 @@
         <w:rPr/>
         <w:t xml:space="preserve">Use S&lt;stage&gt;-LL&lt;nn&gt;-&lt;letter&gt; with an evidence kind and pinned test revision. The JSON inventory lists mandatory IDs, profile/candidate variants, assertions and prerequisites for each experiment phase. The </w:t>
       </w:r>
-      <w:hyperlink r:id="rId6">
+      <w:hyperlink r:id="rId7">
         <w:r>
           <w:rPr>
             <w:color w:val="175C91"/>
@@ -2643,7 +2656,7 @@
         <w:rPr/>
         <w:t xml:space="preserve">[1] x8632 architecture data and execution layouts Tag constants, widths, canonical NIL/T, cons ordering and native execution-layout exceptions. </w:t>
       </w:r>
-      <w:hyperlink r:id="rId7">
+      <w:hyperlink r:id="rId8">
         <w:r>
           <w:rPr>
             <w:color w:val="175C91"/>
@@ -2658,7 +2671,7 @@
         <w:rPr/>
         <w:t xml:space="preserve">[2] C cons layout and accessors CDR then CAR in struct cons; untagged field access. Constructor order is a separate Lisp contract. </w:t>
       </w:r>
-      <w:hyperlink r:id="rId8">
+      <w:hyperlink r:id="rId9">
         <w:r>
           <w:rPr>
             <w:color w:val="175C91"/>
@@ -2671,7 +2684,7 @@
         <w:rPr/>
         <w:t xml:space="preserve"> · </w:t>
       </w:r>
-      <w:hyperlink r:id="rId9">
+      <w:hyperlink r:id="rId10">
         <w:r>
           <w:rPr>
             <w:color w:val="175C91"/>
@@ -2686,7 +2699,7 @@
         <w:rPr/>
         <w:t xml:space="preserve">[3] 32-bit cross-loader and ARM comparison Cross-loading precedent and alternative fulltags; no adoption of native architecture conditionals by implication. </w:t>
       </w:r>
-      <w:hyperlink r:id="rId10">
+      <w:hyperlink r:id="rId11">
         <w:r>
           <w:rPr>
             <w:color w:val="175C91"/>
@@ -2699,7 +2712,7 @@
         <w:rPr/>
         <w:t xml:space="preserve"> · </w:t>
       </w:r>
-      <w:hyperlink r:id="rId11">
+      <w:hyperlink r:id="rId12">
         <w:r>
           <w:rPr>
             <w:color w:val="175C91"/>
@@ -2714,7 +2727,7 @@
         <w:rPr/>
         <w:t xml:space="preserve">[4] WebAssembly core: memory instructions Address arithmetic and nonnegative memarg offsets. Engine optimization costs are not specified. </w:t>
       </w:r>
-      <w:hyperlink r:id="rId12">
+      <w:hyperlink r:id="rId13">
         <w:r>
           <w:rPr>
             <w:color w:val="175C91"/>
@@ -2729,305 +2742,305 @@
         <w:rPr/>
         <w:t xml:space="preserve">[5] WebAssembly memory limits encoding The admitted wasm32 explicit-maximum unshared/shared encodings; exact transforms require validation. </w:t>
       </w:r>
+      <w:hyperlink r:id="rId14">
+        <w:r>
+          <w:rPr>
+            <w:color w:val="175C91"/>
+            <w:u w:val="single"/>
+          </w:rPr>
+          <w:t xml:space="preserve">Threads: limits and memory types</w:t>
+        </w:r>
+      </w:hyperlink>
+    </w:p>
+    <w:p>
+      <w:r>
+        <w:rPr/>
+        <w:t xml:space="preserve">[6] WebAssembly threads Atomic access, wait/notify distinctions, shared-memory initialization and the host-facing synchronization basis. </w:t>
+      </w:r>
+      <w:hyperlink r:id="rId15">
+        <w:r>
+          <w:rPr>
+            <w:color w:val="175C91"/>
+            <w:u w:val="single"/>
+          </w:rPr>
+          <w:t xml:space="preserve">Threads overview</w:t>
+        </w:r>
+      </w:hyperlink>
+    </w:p>
+    <w:p>
+      <w:r>
+        <w:rPr/>
+        <w:t xml:space="preserve">[7] WebAssembly tail calls and multiple results Tail transfers use the callee signature and compatible result types; linear-memory Lisp-stack ownership remains an implementation contract. </w:t>
+      </w:r>
+      <w:hyperlink r:id="rId16">
+        <w:r>
+          <w:rPr>
+            <w:color w:val="175C91"/>
+            <w:u w:val="single"/>
+          </w:rPr>
+          <w:t xml:space="preserve">Tail-call overview</w:t>
+        </w:r>
+      </w:hyperlink>
+      <w:r>
+        <w:rPr/>
+        <w:t xml:space="preserve"> · </w:t>
+      </w:r>
       <w:hyperlink r:id="rId13">
         <w:r>
           <w:rPr>
             <w:color w:val="175C91"/>
             <w:u w:val="single"/>
           </w:rPr>
-          <w:t xml:space="preserve">Threads: limits and memory types</w:t>
-        </w:r>
-      </w:hyperlink>
-    </w:p>
-    <w:p>
-      <w:r>
-        <w:rPr/>
-        <w:t xml:space="preserve">[6] WebAssembly threads Atomic access, wait/notify distinctions, shared-memory initialization and the host-facing synchronization basis. </w:t>
-      </w:r>
-      <w:hyperlink r:id="rId14">
-        <w:r>
-          <w:rPr>
-            <w:color w:val="175C91"/>
-            <w:u w:val="single"/>
-          </w:rPr>
-          <w:t xml:space="preserve">Threads overview</w:t>
-        </w:r>
-      </w:hyperlink>
-    </w:p>
-    <w:p>
-      <w:r>
-        <w:rPr/>
-        <w:t xml:space="preserve">[7] WebAssembly tail calls and multiple results Tail transfers use the callee signature and compatible result types; linear-memory Lisp-stack ownership remains an implementation contract. </w:t>
-      </w:r>
-      <w:hyperlink r:id="rId15">
-        <w:r>
-          <w:rPr>
-            <w:color w:val="175C91"/>
-            <w:u w:val="single"/>
-          </w:rPr>
-          <w:t xml:space="preserve">Tail-call overview</w:t>
+          <w:t xml:space="preserve">Core validation</w:t>
+        </w:r>
+      </w:hyperlink>
+    </w:p>
+    <w:p>
+      <w:r>
+        <w:rPr/>
+        <w:t xml:space="preserve">[8] CCL backend and native pass 2 Native argument-register conventions are comparison evidence, not a Wasm parameter limit. </w:t>
+      </w:r>
+      <w:hyperlink r:id="rId17">
+        <w:r>
+          <w:rPr>
+            <w:color w:val="175C91"/>
+            <w:u w:val="single"/>
+          </w:rPr>
+          <w:t xml:space="preserve">backend.lisp</w:t>
         </w:r>
       </w:hyperlink>
       <w:r>
         <w:rPr/>
         <w:t xml:space="preserve"> · </w:t>
       </w:r>
-      <w:hyperlink r:id="rId12">
-        <w:r>
-          <w:rPr>
-            <w:color w:val="175C91"/>
-            <w:u w:val="single"/>
-          </w:rPr>
-          <w:t xml:space="preserve">Core validation</w:t>
-        </w:r>
-      </w:hyperlink>
-    </w:p>
-    <w:p>
-      <w:r>
-        <w:rPr/>
-        <w:t xml:space="preserve">[8] CCL backend and native pass 2 Native argument-register conventions are comparison evidence, not a Wasm parameter limit. </w:t>
-      </w:r>
-      <w:hyperlink r:id="rId16">
-        <w:r>
-          <w:rPr>
-            <w:color w:val="175C91"/>
-            <w:u w:val="single"/>
-          </w:rPr>
-          <w:t xml:space="preserve">backend.lisp</w:t>
+      <w:hyperlink r:id="rId18">
+        <w:r>
+          <w:rPr>
+            <w:color w:val="175C91"/>
+            <w:u w:val="single"/>
+          </w:rPr>
+          <w:t xml:space="preserve">x862.lisp</w:t>
+        </w:r>
+      </w:hyperlink>
+    </w:p>
+    <w:p>
+      <w:r>
+        <w:rPr/>
+        <w:t xml:space="preserve">[9] LLVM WebAssembly linker Import/export and memory/table options; signature-mismatch warnings and trapping stubs; strict link policy. </w:t>
+      </w:r>
+      <w:hyperlink r:id="rId19">
+        <w:r>
+          <w:rPr>
+            <w:color w:val="175C91"/>
+            <w:u w:val="single"/>
+          </w:rPr>
+          <w:t xml:space="preserve">LLD WebAssembly documentation</w:t>
+        </w:r>
+      </w:hyperlink>
+    </w:p>
+    <w:p>
+      <w:pPr>
+        <w:pStyle w:val="Heading1"/>
+      </w:pPr>
+      <w:r>
+        <w:rPr/>
+        <w:t xml:space="preserve">REFERENCES  /  CONTINUED</w:t>
+      </w:r>
+    </w:p>
+    <w:p>
+      <w:pPr>
+        <w:pStyle w:val="Heading2"/>
+      </w:pPr>
+      <w:r>
+        <w:rPr/>
+        <w:t xml:space="preserve">Kernel, ABI and project-document sources</w:t>
+      </w:r>
+    </w:p>
+    <w:p>
+      <w:r>
+        <w:rPr/>
+        <w:t xml:space="preserve">[10] Kernel adaptation and exact imports Portable and architecture-specific collector work must be audited together; imports.s is the exact census source. </w:t>
+      </w:r>
+      <w:hyperlink r:id="rId20">
+        <w:r>
+          <w:rPr>
+            <w:color w:val="175C91"/>
+            <w:u w:val="single"/>
+          </w:rPr>
+          <w:t xml:space="preserve">gc-common.c</w:t>
         </w:r>
       </w:hyperlink>
       <w:r>
         <w:rPr/>
         <w:t xml:space="preserve"> · </w:t>
       </w:r>
-      <w:hyperlink r:id="rId17">
-        <w:r>
-          <w:rPr>
-            <w:color w:val="175C91"/>
-            <w:u w:val="single"/>
-          </w:rPr>
-          <w:t xml:space="preserve">x862.lisp</w:t>
-        </w:r>
-      </w:hyperlink>
-    </w:p>
-    <w:p>
-      <w:r>
-        <w:rPr/>
-        <w:t xml:space="preserve">[9] LLVM WebAssembly linker Import/export and memory/table options; signature-mismatch warnings and trapping stubs; strict link policy. </w:t>
-      </w:r>
-      <w:hyperlink r:id="rId18">
-        <w:r>
-          <w:rPr>
-            <w:color w:val="175C91"/>
-            <w:u w:val="single"/>
-          </w:rPr>
-          <w:t xml:space="preserve">LLD WebAssembly documentation</w:t>
-        </w:r>
-      </w:hyperlink>
-    </w:p>
-    <w:p>
-      <w:pPr>
-        <w:pStyle w:val="Heading1"/>
-      </w:pPr>
-      <w:r>
-        <w:rPr/>
-        <w:t xml:space="preserve">REFERENCES  /  CONTINUED</w:t>
-      </w:r>
-    </w:p>
-    <w:p>
-      <w:pPr>
-        <w:pStyle w:val="Heading2"/>
-      </w:pPr>
-      <w:r>
-        <w:rPr/>
-        <w:t xml:space="preserve">Kernel, ABI and project-document sources</w:t>
-      </w:r>
-    </w:p>
-    <w:p>
-      <w:r>
-        <w:rPr/>
-        <w:t xml:space="preserve">[10] Kernel adaptation and exact imports Portable and architecture-specific collector work must be audited together; imports.s is the exact census source. </w:t>
-      </w:r>
-      <w:hyperlink r:id="rId19">
-        <w:r>
-          <w:rPr>
-            <w:color w:val="175C91"/>
-            <w:u w:val="single"/>
-          </w:rPr>
-          <w:t xml:space="preserve">gc-common.c</w:t>
+      <w:hyperlink r:id="rId21">
+        <w:r>
+          <w:rPr>
+            <w:color w:val="175C91"/>
+            <w:u w:val="single"/>
+          </w:rPr>
+          <w:t xml:space="preserve">x86-gc.c</w:t>
         </w:r>
       </w:hyperlink>
       <w:r>
         <w:rPr/>
         <w:t xml:space="preserve"> · </w:t>
       </w:r>
-      <w:hyperlink r:id="rId20">
-        <w:r>
-          <w:rPr>
-            <w:color w:val="175C91"/>
-            <w:u w:val="single"/>
-          </w:rPr>
-          <w:t xml:space="preserve">x86-gc.c</w:t>
+      <w:hyperlink r:id="rId22">
+        <w:r>
+          <w:rPr>
+            <w:color w:val="175C91"/>
+            <w:u w:val="single"/>
+          </w:rPr>
+          <w:t xml:space="preserve">image.c</w:t>
         </w:r>
       </w:hyperlink>
       <w:r>
         <w:rPr/>
         <w:t xml:space="preserve"> · </w:t>
       </w:r>
-      <w:hyperlink r:id="rId21">
-        <w:r>
-          <w:rPr>
-            <w:color w:val="175C91"/>
-            <w:u w:val="single"/>
-          </w:rPr>
-          <w:t xml:space="preserve">image.c</w:t>
+      <w:hyperlink r:id="rId23">
+        <w:r>
+          <w:rPr>
+            <w:color w:val="175C91"/>
+            <w:u w:val="single"/>
+          </w:rPr>
+          <w:t xml:space="preserve">memory.c</w:t>
         </w:r>
       </w:hyperlink>
       <w:r>
         <w:rPr/>
         <w:t xml:space="preserve"> · </w:t>
       </w:r>
-      <w:hyperlink r:id="rId22">
-        <w:r>
-          <w:rPr>
-            <w:color w:val="175C91"/>
-            <w:u w:val="single"/>
-          </w:rPr>
-          <w:t xml:space="preserve">memory.c</w:t>
+      <w:hyperlink r:id="rId24">
+        <w:r>
+          <w:rPr>
+            <w:color w:val="175C91"/>
+            <w:u w:val="single"/>
+          </w:rPr>
+          <w:t xml:space="preserve">thread_manager.c</w:t>
         </w:r>
       </w:hyperlink>
       <w:r>
         <w:rPr/>
         <w:t xml:space="preserve"> · </w:t>
       </w:r>
-      <w:hyperlink r:id="rId23">
-        <w:r>
-          <w:rPr>
-            <w:color w:val="175C91"/>
-            <w:u w:val="single"/>
-          </w:rPr>
-          <w:t xml:space="preserve">thread_manager.c</w:t>
+      <w:hyperlink r:id="rId25">
+        <w:r>
+          <w:rPr>
+            <w:color w:val="175C91"/>
+            <w:u w:val="single"/>
+          </w:rPr>
+          <w:t xml:space="preserve">imports.s</w:t>
+        </w:r>
+      </w:hyperlink>
+    </w:p>
+    <w:p>
+      <w:r>
+        <w:rPr/>
+        <w:t xml:space="preserve">[11] Native trap/check lowering inventory Previously recorded x86-64 UUO/check occurrences remain a worklist to reconcile with evaluated census records. </w:t>
+      </w:r>
+      <w:hyperlink r:id="rId26">
+        <w:r>
+          <w:rPr>
+            <w:color w:val="175C91"/>
+            <w:u w:val="single"/>
+          </w:rPr>
+          <w:t xml:space="preserve">x8664-vinsns.lisp</w:t>
+        </w:r>
+      </w:hyperlink>
+    </w:p>
+    <w:p>
+      <w:r>
+        <w:rPr/>
+        <w:t xml:space="preserve">[12] WebAssembly heterogeneous function tables and call-site types Core control instructions and call_indirect / return_call_indirect validation. A static expected type belongs to the call site; incompatible table entries trap before entry. </w:t>
+      </w:r>
+      <w:hyperlink r:id="rId27">
+        <w:r>
+          <w:rPr>
+            <w:color w:val="175C91"/>
+            <w:u w:val="single"/>
+          </w:rPr>
+          <w:t xml:space="preserve">Core: control instructions</w:t>
         </w:r>
       </w:hyperlink>
       <w:r>
         <w:rPr/>
         <w:t xml:space="preserve"> · </w:t>
       </w:r>
-      <w:hyperlink r:id="rId24">
-        <w:r>
-          <w:rPr>
-            <w:color w:val="175C91"/>
-            <w:u w:val="single"/>
-          </w:rPr>
-          <w:t xml:space="preserve">imports.s</w:t>
-        </w:r>
-      </w:hyperlink>
-    </w:p>
-    <w:p>
-      <w:r>
-        <w:rPr/>
-        <w:t xml:space="preserve">[11] Native trap/check lowering inventory Previously recorded x86-64 UUO/check occurrences remain a worklist to reconcile with evaluated census records. </w:t>
-      </w:r>
-      <w:hyperlink r:id="rId25">
-        <w:r>
-          <w:rPr>
-            <w:color w:val="175C91"/>
-            <w:u w:val="single"/>
-          </w:rPr>
-          <w:t xml:space="preserve">x8664-vinsns.lisp</w:t>
-        </w:r>
-      </w:hyperlink>
-    </w:p>
-    <w:p>
-      <w:r>
-        <w:rPr/>
-        <w:t xml:space="preserve">[12] WebAssembly heterogeneous function tables and call-site types Core control instructions and call_indirect / return_call_indirect validation. A static expected type belongs to the call site; incompatible table entries trap before entry. </w:t>
-      </w:r>
-      <w:hyperlink r:id="rId26">
-        <w:r>
-          <w:rPr>
-            <w:color w:val="175C91"/>
-            <w:u w:val="single"/>
-          </w:rPr>
-          <w:t xml:space="preserve">Core: control instructions</w:t>
+      <w:hyperlink r:id="rId13">
+        <w:r>
+          <w:rPr>
+            <w:color w:val="175C91"/>
+            <w:u w:val="single"/>
+          </w:rPr>
+          <w:t xml:space="preserve">Core: validation and execution</w:t>
+        </w:r>
+      </w:hyperlink>
+    </w:p>
+    <w:p>
+      <w:r>
+        <w:rPr/>
+        <w:t xml:space="preserve">[13] WebAssembly Basic C ABI Scalar versus aggregate parameter/result passing; address-taken locals and the linear C stack. </w:t>
+      </w:r>
+      <w:hyperlink r:id="rId28">
+        <w:r>
+          <w:rPr>
+            <w:color w:val="175C91"/>
+            <w:u w:val="single"/>
+          </w:rPr>
+          <w:t xml:space="preserve">BasicCABI.md</w:t>
+        </w:r>
+      </w:hyperlink>
+    </w:p>
+    <w:p>
+      <w:r>
+        <w:rPr/>
+        <w:t xml:space="preserve">[14] WebAssembly linking conventions Process-once initialization with passive segments and per-thread storage conventions; verify the actual linked output. </w:t>
+      </w:r>
+      <w:hyperlink r:id="rId29">
+        <w:r>
+          <w:rPr>
+            <w:color w:val="175C91"/>
+            <w:u w:val="single"/>
+          </w:rPr>
+          <w:t xml:space="preserve">Linking.md</w:t>
+        </w:r>
+      </w:hyperlink>
+    </w:p>
+    <w:p>
+      <w:r>
+        <w:rPr/>
+        <w:t xml:space="preserve">[15] Common Lisp ordinary lambda lists and calls Required, optional, rest and keyword arguments; FUNCALL/APPLY semantics. A supplied count does not determine callee convention. </w:t>
+      </w:r>
+      <w:hyperlink r:id="rId30">
+        <w:r>
+          <w:rPr>
+            <w:color w:val="175C91"/>
+            <w:u w:val="single"/>
+          </w:rPr>
+          <w:t xml:space="preserve">Lambda lists</w:t>
         </w:r>
       </w:hyperlink>
       <w:r>
         <w:rPr/>
         <w:t xml:space="preserve"> · </w:t>
       </w:r>
-      <w:hyperlink r:id="rId12">
-        <w:r>
-          <w:rPr>
-            <w:color w:val="175C91"/>
-            <w:u w:val="single"/>
-          </w:rPr>
-          <w:t xml:space="preserve">Core: validation and execution</w:t>
-        </w:r>
-      </w:hyperlink>
-    </w:p>
-    <w:p>
-      <w:r>
-        <w:rPr/>
-        <w:t xml:space="preserve">[13] WebAssembly Basic C ABI Scalar versus aggregate parameter/result passing; address-taken locals and the linear C stack. </w:t>
-      </w:r>
-      <w:hyperlink r:id="rId27">
-        <w:r>
-          <w:rPr>
-            <w:color w:val="175C91"/>
-            <w:u w:val="single"/>
-          </w:rPr>
-          <w:t xml:space="preserve">BasicCABI.md</w:t>
-        </w:r>
-      </w:hyperlink>
-    </w:p>
-    <w:p>
-      <w:r>
-        <w:rPr/>
-        <w:t xml:space="preserve">[14] WebAssembly linking conventions Process-once initialization with passive segments and per-thread storage conventions; verify the actual linked output. </w:t>
-      </w:r>
-      <w:hyperlink r:id="rId28">
-        <w:r>
-          <w:rPr>
-            <w:color w:val="175C91"/>
-            <w:u w:val="single"/>
-          </w:rPr>
-          <w:t xml:space="preserve">Linking.md</w:t>
-        </w:r>
-      </w:hyperlink>
-    </w:p>
-    <w:p>
-      <w:r>
-        <w:rPr/>
-        <w:t xml:space="preserve">[15] Common Lisp ordinary lambda lists and calls Required, optional, rest and keyword arguments; FUNCALL/APPLY semantics. A supplied count does not determine callee convention. </w:t>
-      </w:r>
-      <w:hyperlink r:id="rId29">
-        <w:r>
-          <w:rPr>
-            <w:color w:val="175C91"/>
-            <w:u w:val="single"/>
-          </w:rPr>
-          <w:t xml:space="preserve">Lambda lists</w:t>
+      <w:hyperlink r:id="rId31">
+        <w:r>
+          <w:rPr>
+            <w:color w:val="175C91"/>
+            <w:u w:val="single"/>
+          </w:rPr>
+          <w:t xml:space="preserve">FUNCALL</w:t>
         </w:r>
       </w:hyperlink>
       <w:r>
         <w:rPr/>
         <w:t xml:space="preserve"> · </w:t>
       </w:r>
-      <w:hyperlink r:id="rId30">
-        <w:r>
-          <w:rPr>
-            <w:color w:val="175C91"/>
-            <w:u w:val="single"/>
-          </w:rPr>
-          <w:t xml:space="preserve">FUNCALL</w:t>
-        </w:r>
-      </w:hyperlink>
-      <w:r>
-        <w:rPr/>
-        <w:t xml:space="preserve"> · </w:t>
-      </w:r>
-      <w:hyperlink r:id="rId31">
+      <w:hyperlink r:id="rId32">
         <w:r>
           <w:rPr>
             <w:color w:val="175C91"/>
@@ -3042,7 +3055,7 @@
         <w:rPr/>
         <w:t xml:space="preserve">[16] WebAssembly numeric semantics Floating-point operation and operand cases; result classification alone is not a CCL condition policy. </w:t>
       </w:r>
-      <w:hyperlink r:id="rId32">
+      <w:hyperlink r:id="rId33">
         <w:r>
           <w:rPr>
             <w:color w:val="175C91"/>

--- a/doc/WASM/CCL_WebAssembly_Stage0_Desk_Decisions_v1_8.docx
+++ b/doc/WASM/CCL_WebAssembly_Stage0_Desk_Decisions_v1_8.docx
@@ -995,7 +995,20 @@
       </w:hyperlink>
       <w:r>
         <w:rPr/>
-        <w:t xml:space="preserve">; they do not select D3.</w:t>
+        <w:t xml:space="preserve">; they do not select D3. The isolated </w:t>
+      </w:r>
+      <w:hyperlink r:id="rId5">
+        <w:r>
+          <w:rPr>
+            <w:color w:val="175C91"/>
+            <w:u w:val="single"/>
+          </w:rPr>
+          <w:t xml:space="preserve">measurement derivative</w:t>
+        </w:r>
+      </w:hyperlink>
+      <w:r>
+        <w:rPr/>
+        <w:t xml:space="preserve"> now supplies exploratory baseline-tier timings across three packaging choices and a new unreviewed S0-LL21-a execution; representative selection evidence remains open.</w:t>
       </w:r>
     </w:p>
     <w:p>
@@ -1450,7 +1463,7 @@
         <w:rPr/>
         <w:t xml:space="preserve">The integrated fixture exposed two lifetime defects (original failures r3 and r6). Claude’s external audit then exposed an exceptional return that left an idle Worker RUNNING (original failure r9). These findings amend protocol v1; the </w:t>
       </w:r>
-      <w:hyperlink r:id="rId5">
+      <w:hyperlink r:id="rId6">
         <w:r>
           <w:rPr>
             <w:color w:val="175C91"/>
@@ -1463,7 +1476,7 @@
         <w:rPr/>
         <w:t xml:space="preserve"> retains the originals and the </w:t>
       </w:r>
-      <w:hyperlink r:id="rId6">
+      <w:hyperlink r:id="rId7">
         <w:r>
           <w:rPr>
             <w:color w:val="175C91"/>
@@ -2073,7 +2086,7 @@
         <w:rPr/>
         <w:t xml:space="preserve">Use S&lt;stage&gt;-LL&lt;nn&gt;-&lt;letter&gt; with an evidence kind and pinned test revision. The JSON inventory lists mandatory IDs, profile/candidate variants, assertions and prerequisites for each experiment phase. The </w:t>
       </w:r>
-      <w:hyperlink r:id="rId7">
+      <w:hyperlink r:id="rId8">
         <w:r>
           <w:rPr>
             <w:color w:val="175C91"/>
@@ -2656,7 +2669,7 @@
         <w:rPr/>
         <w:t xml:space="preserve">[1] x8632 architecture data and execution layouts Tag constants, widths, canonical NIL/T, cons ordering and native execution-layout exceptions. </w:t>
       </w:r>
-      <w:hyperlink r:id="rId8">
+      <w:hyperlink r:id="rId9">
         <w:r>
           <w:rPr>
             <w:color w:val="175C91"/>
@@ -2671,7 +2684,7 @@
         <w:rPr/>
         <w:t xml:space="preserve">[2] C cons layout and accessors CDR then CAR in struct cons; untagged field access. Constructor order is a separate Lisp contract. </w:t>
       </w:r>
-      <w:hyperlink r:id="rId9">
+      <w:hyperlink r:id="rId10">
         <w:r>
           <w:rPr>
             <w:color w:val="175C91"/>
@@ -2684,7 +2697,7 @@
         <w:rPr/>
         <w:t xml:space="preserve"> · </w:t>
       </w:r>
-      <w:hyperlink r:id="rId10">
+      <w:hyperlink r:id="rId11">
         <w:r>
           <w:rPr>
             <w:color w:val="175C91"/>
@@ -2699,7 +2712,7 @@
         <w:rPr/>
         <w:t xml:space="preserve">[3] 32-bit cross-loader and ARM comparison Cross-loading precedent and alternative fulltags; no adoption of native architecture conditionals by implication. </w:t>
       </w:r>
-      <w:hyperlink r:id="rId11">
+      <w:hyperlink r:id="rId12">
         <w:r>
           <w:rPr>
             <w:color w:val="175C91"/>
@@ -2712,7 +2725,7 @@
         <w:rPr/>
         <w:t xml:space="preserve"> · </w:t>
       </w:r>
-      <w:hyperlink r:id="rId12">
+      <w:hyperlink r:id="rId13">
         <w:r>
           <w:rPr>
             <w:color w:val="175C91"/>
@@ -2727,7 +2740,7 @@
         <w:rPr/>
         <w:t xml:space="preserve">[4] WebAssembly core: memory instructions Address arithmetic and nonnegative memarg offsets. Engine optimization costs are not specified. </w:t>
       </w:r>
-      <w:hyperlink r:id="rId13">
+      <w:hyperlink r:id="rId14">
         <w:r>
           <w:rPr>
             <w:color w:val="175C91"/>
@@ -2742,305 +2755,305 @@
         <w:rPr/>
         <w:t xml:space="preserve">[5] WebAssembly memory limits encoding The admitted wasm32 explicit-maximum unshared/shared encodings; exact transforms require validation. </w:t>
       </w:r>
+      <w:hyperlink r:id="rId15">
+        <w:r>
+          <w:rPr>
+            <w:color w:val="175C91"/>
+            <w:u w:val="single"/>
+          </w:rPr>
+          <w:t xml:space="preserve">Threads: limits and memory types</w:t>
+        </w:r>
+      </w:hyperlink>
+    </w:p>
+    <w:p>
+      <w:r>
+        <w:rPr/>
+        <w:t xml:space="preserve">[6] WebAssembly threads Atomic access, wait/notify distinctions, shared-memory initialization and the host-facing synchronization basis. </w:t>
+      </w:r>
+      <w:hyperlink r:id="rId16">
+        <w:r>
+          <w:rPr>
+            <w:color w:val="175C91"/>
+            <w:u w:val="single"/>
+          </w:rPr>
+          <w:t xml:space="preserve">Threads overview</w:t>
+        </w:r>
+      </w:hyperlink>
+    </w:p>
+    <w:p>
+      <w:r>
+        <w:rPr/>
+        <w:t xml:space="preserve">[7] WebAssembly tail calls and multiple results Tail transfers use the callee signature and compatible result types; linear-memory Lisp-stack ownership remains an implementation contract. </w:t>
+      </w:r>
+      <w:hyperlink r:id="rId17">
+        <w:r>
+          <w:rPr>
+            <w:color w:val="175C91"/>
+            <w:u w:val="single"/>
+          </w:rPr>
+          <w:t xml:space="preserve">Tail-call overview</w:t>
+        </w:r>
+      </w:hyperlink>
+      <w:r>
+        <w:rPr/>
+        <w:t xml:space="preserve"> · </w:t>
+      </w:r>
       <w:hyperlink r:id="rId14">
         <w:r>
           <w:rPr>
             <w:color w:val="175C91"/>
             <w:u w:val="single"/>
           </w:rPr>
-          <w:t xml:space="preserve">Threads: limits and memory types</w:t>
-        </w:r>
-      </w:hyperlink>
-    </w:p>
-    <w:p>
-      <w:r>
-        <w:rPr/>
-        <w:t xml:space="preserve">[6] WebAssembly threads Atomic access, wait/notify distinctions, shared-memory initialization and the host-facing synchronization basis. </w:t>
-      </w:r>
-      <w:hyperlink r:id="rId15">
-        <w:r>
-          <w:rPr>
-            <w:color w:val="175C91"/>
-            <w:u w:val="single"/>
-          </w:rPr>
-          <w:t xml:space="preserve">Threads overview</w:t>
-        </w:r>
-      </w:hyperlink>
-    </w:p>
-    <w:p>
-      <w:r>
-        <w:rPr/>
-        <w:t xml:space="preserve">[7] WebAssembly tail calls and multiple results Tail transfers use the callee signature and compatible result types; linear-memory Lisp-stack ownership remains an implementation contract. </w:t>
-      </w:r>
-      <w:hyperlink r:id="rId16">
-        <w:r>
-          <w:rPr>
-            <w:color w:val="175C91"/>
-            <w:u w:val="single"/>
-          </w:rPr>
-          <w:t xml:space="preserve">Tail-call overview</w:t>
+          <w:t xml:space="preserve">Core validation</w:t>
+        </w:r>
+      </w:hyperlink>
+    </w:p>
+    <w:p>
+      <w:r>
+        <w:rPr/>
+        <w:t xml:space="preserve">[8] CCL backend and native pass 2 Native argument-register conventions are comparison evidence, not a Wasm parameter limit. </w:t>
+      </w:r>
+      <w:hyperlink r:id="rId18">
+        <w:r>
+          <w:rPr>
+            <w:color w:val="175C91"/>
+            <w:u w:val="single"/>
+          </w:rPr>
+          <w:t xml:space="preserve">backend.lisp</w:t>
         </w:r>
       </w:hyperlink>
       <w:r>
         <w:rPr/>
         <w:t xml:space="preserve"> · </w:t>
       </w:r>
-      <w:hyperlink r:id="rId13">
-        <w:r>
-          <w:rPr>
-            <w:color w:val="175C91"/>
-            <w:u w:val="single"/>
-          </w:rPr>
-          <w:t xml:space="preserve">Core validation</w:t>
-        </w:r>
-      </w:hyperlink>
-    </w:p>
-    <w:p>
-      <w:r>
-        <w:rPr/>
-        <w:t xml:space="preserve">[8] CCL backend and native pass 2 Native argument-register conventions are comparison evidence, not a Wasm parameter limit. </w:t>
-      </w:r>
-      <w:hyperlink r:id="rId17">
-        <w:r>
-          <w:rPr>
-            <w:color w:val="175C91"/>
-            <w:u w:val="single"/>
-          </w:rPr>
-          <w:t xml:space="preserve">backend.lisp</w:t>
+      <w:hyperlink r:id="rId19">
+        <w:r>
+          <w:rPr>
+            <w:color w:val="175C91"/>
+            <w:u w:val="single"/>
+          </w:rPr>
+          <w:t xml:space="preserve">x862.lisp</w:t>
+        </w:r>
+      </w:hyperlink>
+    </w:p>
+    <w:p>
+      <w:r>
+        <w:rPr/>
+        <w:t xml:space="preserve">[9] LLVM WebAssembly linker Import/export and memory/table options; signature-mismatch warnings and trapping stubs; strict link policy. </w:t>
+      </w:r>
+      <w:hyperlink r:id="rId20">
+        <w:r>
+          <w:rPr>
+            <w:color w:val="175C91"/>
+            <w:u w:val="single"/>
+          </w:rPr>
+          <w:t xml:space="preserve">LLD WebAssembly documentation</w:t>
+        </w:r>
+      </w:hyperlink>
+    </w:p>
+    <w:p>
+      <w:pPr>
+        <w:pStyle w:val="Heading1"/>
+      </w:pPr>
+      <w:r>
+        <w:rPr/>
+        <w:t xml:space="preserve">REFERENCES  /  CONTINUED</w:t>
+      </w:r>
+    </w:p>
+    <w:p>
+      <w:pPr>
+        <w:pStyle w:val="Heading2"/>
+      </w:pPr>
+      <w:r>
+        <w:rPr/>
+        <w:t xml:space="preserve">Kernel, ABI and project-document sources</w:t>
+      </w:r>
+    </w:p>
+    <w:p>
+      <w:r>
+        <w:rPr/>
+        <w:t xml:space="preserve">[10] Kernel adaptation and exact imports Portable and architecture-specific collector work must be audited together; imports.s is the exact census source. </w:t>
+      </w:r>
+      <w:hyperlink r:id="rId21">
+        <w:r>
+          <w:rPr>
+            <w:color w:val="175C91"/>
+            <w:u w:val="single"/>
+          </w:rPr>
+          <w:t xml:space="preserve">gc-common.c</w:t>
         </w:r>
       </w:hyperlink>
       <w:r>
         <w:rPr/>
         <w:t xml:space="preserve"> · </w:t>
       </w:r>
-      <w:hyperlink r:id="rId18">
-        <w:r>
-          <w:rPr>
-            <w:color w:val="175C91"/>
-            <w:u w:val="single"/>
-          </w:rPr>
-          <w:t xml:space="preserve">x862.lisp</w:t>
-        </w:r>
-      </w:hyperlink>
-    </w:p>
-    <w:p>
-      <w:r>
-        <w:rPr/>
-        <w:t xml:space="preserve">[9] LLVM WebAssembly linker Import/export and memory/table options; signature-mismatch warnings and trapping stubs; strict link policy. </w:t>
-      </w:r>
-      <w:hyperlink r:id="rId19">
-        <w:r>
-          <w:rPr>
-            <w:color w:val="175C91"/>
-            <w:u w:val="single"/>
-          </w:rPr>
-          <w:t xml:space="preserve">LLD WebAssembly documentation</w:t>
-        </w:r>
-      </w:hyperlink>
-    </w:p>
-    <w:p>
-      <w:pPr>
-        <w:pStyle w:val="Heading1"/>
-      </w:pPr>
-      <w:r>
-        <w:rPr/>
-        <w:t xml:space="preserve">REFERENCES  /  CONTINUED</w:t>
-      </w:r>
-    </w:p>
-    <w:p>
-      <w:pPr>
-        <w:pStyle w:val="Heading2"/>
-      </w:pPr>
-      <w:r>
-        <w:rPr/>
-        <w:t xml:space="preserve">Kernel, ABI and project-document sources</w:t>
-      </w:r>
-    </w:p>
-    <w:p>
-      <w:r>
-        <w:rPr/>
-        <w:t xml:space="preserve">[10] Kernel adaptation and exact imports Portable and architecture-specific collector work must be audited together; imports.s is the exact census source. </w:t>
-      </w:r>
-      <w:hyperlink r:id="rId20">
-        <w:r>
-          <w:rPr>
-            <w:color w:val="175C91"/>
-            <w:u w:val="single"/>
-          </w:rPr>
-          <w:t xml:space="preserve">gc-common.c</w:t>
+      <w:hyperlink r:id="rId22">
+        <w:r>
+          <w:rPr>
+            <w:color w:val="175C91"/>
+            <w:u w:val="single"/>
+          </w:rPr>
+          <w:t xml:space="preserve">x86-gc.c</w:t>
         </w:r>
       </w:hyperlink>
       <w:r>
         <w:rPr/>
         <w:t xml:space="preserve"> · </w:t>
       </w:r>
-      <w:hyperlink r:id="rId21">
-        <w:r>
-          <w:rPr>
-            <w:color w:val="175C91"/>
-            <w:u w:val="single"/>
-          </w:rPr>
-          <w:t xml:space="preserve">x86-gc.c</w:t>
+      <w:hyperlink r:id="rId23">
+        <w:r>
+          <w:rPr>
+            <w:color w:val="175C91"/>
+            <w:u w:val="single"/>
+          </w:rPr>
+          <w:t xml:space="preserve">image.c</w:t>
         </w:r>
       </w:hyperlink>
       <w:r>
         <w:rPr/>
         <w:t xml:space="preserve"> · </w:t>
       </w:r>
-      <w:hyperlink r:id="rId22">
-        <w:r>
-          <w:rPr>
-            <w:color w:val="175C91"/>
-            <w:u w:val="single"/>
-          </w:rPr>
-          <w:t xml:space="preserve">image.c</w:t>
+      <w:hyperlink r:id="rId24">
+        <w:r>
+          <w:rPr>
+            <w:color w:val="175C91"/>
+            <w:u w:val="single"/>
+          </w:rPr>
+          <w:t xml:space="preserve">memory.c</w:t>
         </w:r>
       </w:hyperlink>
       <w:r>
         <w:rPr/>
         <w:t xml:space="preserve"> · </w:t>
       </w:r>
-      <w:hyperlink r:id="rId23">
-        <w:r>
-          <w:rPr>
-            <w:color w:val="175C91"/>
-            <w:u w:val="single"/>
-          </w:rPr>
-          <w:t xml:space="preserve">memory.c</w:t>
+      <w:hyperlink r:id="rId25">
+        <w:r>
+          <w:rPr>
+            <w:color w:val="175C91"/>
+            <w:u w:val="single"/>
+          </w:rPr>
+          <w:t xml:space="preserve">thread_manager.c</w:t>
         </w:r>
       </w:hyperlink>
       <w:r>
         <w:rPr/>
         <w:t xml:space="preserve"> · </w:t>
       </w:r>
-      <w:hyperlink r:id="rId24">
-        <w:r>
-          <w:rPr>
-            <w:color w:val="175C91"/>
-            <w:u w:val="single"/>
-          </w:rPr>
-          <w:t xml:space="preserve">thread_manager.c</w:t>
+      <w:hyperlink r:id="rId26">
+        <w:r>
+          <w:rPr>
+            <w:color w:val="175C91"/>
+            <w:u w:val="single"/>
+          </w:rPr>
+          <w:t xml:space="preserve">imports.s</w:t>
+        </w:r>
+      </w:hyperlink>
+    </w:p>
+    <w:p>
+      <w:r>
+        <w:rPr/>
+        <w:t xml:space="preserve">[11] Native trap/check lowering inventory Previously recorded x86-64 UUO/check occurrences remain a worklist to reconcile with evaluated census records. </w:t>
+      </w:r>
+      <w:hyperlink r:id="rId27">
+        <w:r>
+          <w:rPr>
+            <w:color w:val="175C91"/>
+            <w:u w:val="single"/>
+          </w:rPr>
+          <w:t xml:space="preserve">x8664-vinsns.lisp</w:t>
+        </w:r>
+      </w:hyperlink>
+    </w:p>
+    <w:p>
+      <w:r>
+        <w:rPr/>
+        <w:t xml:space="preserve">[12] WebAssembly heterogeneous function tables and call-site types Core control instructions and call_indirect / return_call_indirect validation. A static expected type belongs to the call site; incompatible table entries trap before entry. </w:t>
+      </w:r>
+      <w:hyperlink r:id="rId28">
+        <w:r>
+          <w:rPr>
+            <w:color w:val="175C91"/>
+            <w:u w:val="single"/>
+          </w:rPr>
+          <w:t xml:space="preserve">Core: control instructions</w:t>
         </w:r>
       </w:hyperlink>
       <w:r>
         <w:rPr/>
         <w:t xml:space="preserve"> · </w:t>
       </w:r>
-      <w:hyperlink r:id="rId25">
-        <w:r>
-          <w:rPr>
-            <w:color w:val="175C91"/>
-            <w:u w:val="single"/>
-          </w:rPr>
-          <w:t xml:space="preserve">imports.s</w:t>
-        </w:r>
-      </w:hyperlink>
-    </w:p>
-    <w:p>
-      <w:r>
-        <w:rPr/>
-        <w:t xml:space="preserve">[11] Native trap/check lowering inventory Previously recorded x86-64 UUO/check occurrences remain a worklist to reconcile with evaluated census records. </w:t>
-      </w:r>
-      <w:hyperlink r:id="rId26">
-        <w:r>
-          <w:rPr>
-            <w:color w:val="175C91"/>
-            <w:u w:val="single"/>
-          </w:rPr>
-          <w:t xml:space="preserve">x8664-vinsns.lisp</w:t>
-        </w:r>
-      </w:hyperlink>
-    </w:p>
-    <w:p>
-      <w:r>
-        <w:rPr/>
-        <w:t xml:space="preserve">[12] WebAssembly heterogeneous function tables and call-site types Core control instructions and call_indirect / return_call_indirect validation. A static expected type belongs to the call site; incompatible table entries trap before entry. </w:t>
-      </w:r>
-      <w:hyperlink r:id="rId27">
-        <w:r>
-          <w:rPr>
-            <w:color w:val="175C91"/>
-            <w:u w:val="single"/>
-          </w:rPr>
-          <w:t xml:space="preserve">Core: control instructions</w:t>
+      <w:hyperlink r:id="rId14">
+        <w:r>
+          <w:rPr>
+            <w:color w:val="175C91"/>
+            <w:u w:val="single"/>
+          </w:rPr>
+          <w:t xml:space="preserve">Core: validation and execution</w:t>
+        </w:r>
+      </w:hyperlink>
+    </w:p>
+    <w:p>
+      <w:r>
+        <w:rPr/>
+        <w:t xml:space="preserve">[13] WebAssembly Basic C ABI Scalar versus aggregate parameter/result passing; address-taken locals and the linear C stack. </w:t>
+      </w:r>
+      <w:hyperlink r:id="rId29">
+        <w:r>
+          <w:rPr>
+            <w:color w:val="175C91"/>
+            <w:u w:val="single"/>
+          </w:rPr>
+          <w:t xml:space="preserve">BasicCABI.md</w:t>
+        </w:r>
+      </w:hyperlink>
+    </w:p>
+    <w:p>
+      <w:r>
+        <w:rPr/>
+        <w:t xml:space="preserve">[14] WebAssembly linking conventions Process-once initialization with passive segments and per-thread storage conventions; verify the actual linked output. </w:t>
+      </w:r>
+      <w:hyperlink r:id="rId30">
+        <w:r>
+          <w:rPr>
+            <w:color w:val="175C91"/>
+            <w:u w:val="single"/>
+          </w:rPr>
+          <w:t xml:space="preserve">Linking.md</w:t>
+        </w:r>
+      </w:hyperlink>
+    </w:p>
+    <w:p>
+      <w:r>
+        <w:rPr/>
+        <w:t xml:space="preserve">[15] Common Lisp ordinary lambda lists and calls Required, optional, rest and keyword arguments; FUNCALL/APPLY semantics. A supplied count does not determine callee convention. </w:t>
+      </w:r>
+      <w:hyperlink r:id="rId31">
+        <w:r>
+          <w:rPr>
+            <w:color w:val="175C91"/>
+            <w:u w:val="single"/>
+          </w:rPr>
+          <w:t xml:space="preserve">Lambda lists</w:t>
         </w:r>
       </w:hyperlink>
       <w:r>
         <w:rPr/>
         <w:t xml:space="preserve"> · </w:t>
       </w:r>
-      <w:hyperlink r:id="rId13">
-        <w:r>
-          <w:rPr>
-            <w:color w:val="175C91"/>
-            <w:u w:val="single"/>
-          </w:rPr>
-          <w:t xml:space="preserve">Core: validation and execution</w:t>
-        </w:r>
-      </w:hyperlink>
-    </w:p>
-    <w:p>
-      <w:r>
-        <w:rPr/>
-        <w:t xml:space="preserve">[13] WebAssembly Basic C ABI Scalar versus aggregate parameter/result passing; address-taken locals and the linear C stack. </w:t>
-      </w:r>
-      <w:hyperlink r:id="rId28">
-        <w:r>
-          <w:rPr>
-            <w:color w:val="175C91"/>
-            <w:u w:val="single"/>
-          </w:rPr>
-          <w:t xml:space="preserve">BasicCABI.md</w:t>
-        </w:r>
-      </w:hyperlink>
-    </w:p>
-    <w:p>
-      <w:r>
-        <w:rPr/>
-        <w:t xml:space="preserve">[14] WebAssembly linking conventions Process-once initialization with passive segments and per-thread storage conventions; verify the actual linked output. </w:t>
-      </w:r>
-      <w:hyperlink r:id="rId29">
-        <w:r>
-          <w:rPr>
-            <w:color w:val="175C91"/>
-            <w:u w:val="single"/>
-          </w:rPr>
-          <w:t xml:space="preserve">Linking.md</w:t>
-        </w:r>
-      </w:hyperlink>
-    </w:p>
-    <w:p>
-      <w:r>
-        <w:rPr/>
-        <w:t xml:space="preserve">[15] Common Lisp ordinary lambda lists and calls Required, optional, rest and keyword arguments; FUNCALL/APPLY semantics. A supplied count does not determine callee convention. </w:t>
-      </w:r>
-      <w:hyperlink r:id="rId30">
-        <w:r>
-          <w:rPr>
-            <w:color w:val="175C91"/>
-            <w:u w:val="single"/>
-          </w:rPr>
-          <w:t xml:space="preserve">Lambda lists</w:t>
+      <w:hyperlink r:id="rId32">
+        <w:r>
+          <w:rPr>
+            <w:color w:val="175C91"/>
+            <w:u w:val="single"/>
+          </w:rPr>
+          <w:t xml:space="preserve">FUNCALL</w:t>
         </w:r>
       </w:hyperlink>
       <w:r>
         <w:rPr/>
         <w:t xml:space="preserve"> · </w:t>
       </w:r>
-      <w:hyperlink r:id="rId31">
-        <w:r>
-          <w:rPr>
-            <w:color w:val="175C91"/>
-            <w:u w:val="single"/>
-          </w:rPr>
-          <w:t xml:space="preserve">FUNCALL</w:t>
-        </w:r>
-      </w:hyperlink>
-      <w:r>
-        <w:rPr/>
-        <w:t xml:space="preserve"> · </w:t>
-      </w:r>
-      <w:hyperlink r:id="rId32">
+      <w:hyperlink r:id="rId33">
         <w:r>
           <w:rPr>
             <w:color w:val="175C91"/>
@@ -3055,7 +3068,7 @@
         <w:rPr/>
         <w:t xml:space="preserve">[16] WebAssembly numeric semantics Floating-point operation and operand cases; result classification alone is not a CCL condition policy. </w:t>
       </w:r>
-      <w:hyperlink r:id="rId33">
+      <w:hyperlink r:id="rId34">
         <w:r>
           <w:rPr>
             <w:color w:val="175C91"/>

--- a/doc/WASM/CCL_WebAssembly_Stage0_Desk_Decisions_v1_8.docx
+++ b/doc/WASM/CCL_WebAssembly_Stage0_Desk_Decisions_v1_8.docx
@@ -26,7 +26,7 @@
     <w:p>
       <w:r>
         <w:rPr/>
-        <w:t xml:space="preserve">Version 1.8 replaces v1.7. Removes remaining mandatory specialized-entry obligations from D7. D7 retains versioned per-test evidence bindings to avoid whole-inventory churn. At the user’s direction, D3 requires only C/C4/B; H(G) is optional future work and does not gate progress. D3 measurements state granularity and startup assumptions. The macOS reference, D5 protocol v1.1 and the other decided contracts remain in force. Execution and acceptance remain separate. [17–19]</w:t>
+        <w:t xml:space="preserve">Version 1.8 replaces v1.7. Removes remaining mandatory specialized-entry obligations from D7. D7 retains versioned per-test evidence bindings to avoid whole-inventory churn. At the user’s direction, D3 requires only C/C4/B; H(G) is optional future work and does not gate progress. The dated 12 September amendment selects B by engineering judgment and defers comparative measurements; policy version 3 records that change. The macOS reference, D5 protocol v1.1 and the other decided contracts remain in force. Execution and acceptance remain separate. [17–19]</w:t>
       </w:r>
     </w:p>
     <w:p>
@@ -143,15 +143,15 @@
           <w:p>
             <w:r>
               <w:rPr/>
-              <w:t xml:space="preserve">Qualify and compare C, C4 and B. H(G) is only a possible future enhancement.</w:t>
-            </w:r>
-          </w:p>
-        </w:tc>
-        <w:tc>
-          <w:p>
-            <w:r>
-              <w:rPr/>
-              <w:t xml:space="preserve">Open selection among three generic candidates.</w:t>
+              <w:t xml:space="preserve">Use B: all Lisp arguments on VSP, explicit self/count and the existing result protocol.</w:t>
+            </w:r>
+          </w:p>
+        </w:tc>
+        <w:tc>
+          <w:p>
+            <w:r>
+              <w:rPr/>
+              <w:t xml:space="preserve">Decided for implementation on simplicity grounds; comparative timing deferred.</w:t>
             </w:r>
           </w:p>
         </w:tc>
@@ -588,7 +588,7 @@
       </w:pPr>
       <w:r>
         <w:rPr/>
-        <w:t xml:space="preserve">Open ABI selection: C, C4 and B</w:t>
+        <w:t xml:space="preserve">Use B for implementation</w:t>
       </w:r>
     </w:p>
     <w:p>
@@ -603,7 +603,20 @@
     <w:p>
       <w:r>
         <w:rPr/>
-        <w:t xml:space="preserve">The user directed on 11 September 2026 that H(G) be ignored except as a possible future enhancement. D3 selects among C, C4 and B. No Stage 0 or Stage 1 prerequisite, mandatory experiment or acceptance gate requires H(G). Its earlier design and thresholds remain historical; reconsideration would be a separately scoped future decision.</w:t>
+        <w:t xml:space="preserve">The </w:t>
+      </w:r>
+      <w:hyperlink r:id="rId2">
+        <w:r>
+          <w:rPr>
+            <w:color w:val="175C91"/>
+            <w:u w:val="single"/>
+          </w:rPr>
+          <w:t xml:space="preserve">12 September engineering decision</w:t>
+        </w:r>
+      </w:hyperlink>
+      <w:r>
+        <w:rPr/>
+        <w:t xml:space="preserve"> selects B for implementation: one argument placement rule is simpler than splitting parameters and overflow arguments. The user directed the project to stop spending effort ranking near-equal exploratory timings. No speed superiority is claimed. C and C4 remain alternatives if generated code exposes a concrete problem. H(G) remains optional future work and gates no scheduled stage.</w:t>
       </w:r>
     </w:p>
     <w:p>
@@ -615,7 +628,7 @@
     <w:p>
       <w:r>
         <w:rPr/>
-        <w:t xml:space="preserve">Retain explicit self, a complete generic call path and the two-result convention. Take all three candidates through the correctness corpus before their baseline measurements. Self, arguments and value0 are tagged Lisp values carried as i32; count encoding and VSP ownership are separate protocol definitions.</w:t>
+        <w:t xml:space="preserve">Retain explicit self, a complete generic call path and the two-result convention. All three candidates have passed the reviewed bounded correctness corpus; implement B. Self, arguments and value0 are tagged Lisp values carried as i32; count encoding and VSP ownership are separate protocol definitions.</w:t>
       </w:r>
     </w:p>
     <w:tbl>
@@ -752,13 +765,13 @@
       </w:pPr>
       <w:r>
         <w:rPr/>
-        <w:t xml:space="preserve">Complete argument and result protocols, before timing</w:t>
-      </w:r>
-    </w:p>
-    <w:p>
-      <w:r>
-        <w:rPr/>
-        <w:t xml:space="preserve">abi/dynamic-call.v0 must define the following for each candidate before timing. Include contracts/debug-frames.md and charge its publication, storage and inspection-policy costs consistently; S0-LL23-b precedes ABI freeze:</w:t>
+        <w:t xml:space="preserve">Complete argument and result protocols</w:t>
+      </w:r>
+    </w:p>
+    <w:p>
+      <w:r>
+        <w:rPr/>
+        <w:t xml:space="preserve">abi/dynamic-call.v0 defines the following for the hand-built candidates; generated B must preserve these contracts. Include contracts/debug-frames.md and charge its publication, storage and inspection-policy costs consistently; S0-LL23-b precedes ABI freeze:</w:t>
       </w:r>
     </w:p>
     <w:tbl>
@@ -926,19 +939,13 @@
       </w:pPr>
       <w:r>
         <w:rPr/>
-        <w:t xml:space="preserve">Measurement and decision rule</w:t>
-      </w:r>
-    </w:p>
-    <w:p>
-      <w:r>
-        <w:rPr/>
-        <w:t xml:space="preserve">After all three candidates pass correctness, measure the fixed workloads with direct and indirect calls, closures, optional/rest/keyword binding, APPLY, multiple values, recursion, cross-arity tail calls and first-call installation. Keep cold and warm paths separate; record engine/version/tier, variation, root stores/reloads, code/adapter bytes, table slots, compilation/installation latency and per-Worker resources.</w:t>
-      </w:r>
-    </w:p>
-    <w:p>
-      <w:r>
-        <w:rPr/>
-        <w:t xml:space="preserve">Each recommendation states its module granularity, eager/lazy boundary, weighted call distribution and Worker counts. Compare same-instance and cross-instance dispatch and test whether granularity changes the ABI ranking under the </w:t>
+        <w:t xml:space="preserve">Engineering choice and future measurements</w:t>
+      </w:r>
+    </w:p>
+    <w:p>
+      <w:r>
+        <w:rPr/>
+        <w:t xml:space="preserve">Use B under the </w:t>
       </w:r>
       <w:hyperlink r:id="rId2">
         <w:r>
@@ -946,24 +953,12 @@
             <w:color w:val="175C91"/>
             <w:u w:val="single"/>
           </w:rPr>
-          <w:t xml:space="preserve">product-risk plan</w:t>
-        </w:r>
-      </w:hyperlink>
-      <w:r>
-        <w:rPr/>
-        <w:t xml:space="preserve">. Stage 1 finalizes production packaging and repeats affected measurements if it changes the recommendation's basis.</w:t>
-      </w:r>
-    </w:p>
-    <w:p>
-      <w:r>
-        <w:rPr/>
-        <w:t xml:space="preserve">Use stage0/benchmarks.json version 2 for the predeclared trial counts, confidence intervals and simplicity order. Freeze its digest and the representative workload/granularity matrix before selection measurements. Prefer the simplest candidate within the confidence-bound rule; record no selection if correctness, uncertainty or required product evidence is unresolved. Three arguments is a native precedent, not a privileged Wasm optimum. [18]</w:t>
-      </w:r>
-    </w:p>
-    <w:p>
-      <w:r>
-        <w:rPr/>
-        <w:t xml:space="preserve">Artifacts: versioned C/C4/B ABI descriptions, generic-entry/stub metadata, the D7 correctness/rejection inventory and all 24 candidate/workload measurement records. Stage 1 repeats the chosen contract through generated code; hand-built results do not certify pass 2. Revisit the ABI when generated correctness or representative measurements overturn its recorded basis. [LL03, LL05, LL21, LL22]</w:t>
+          <w:t xml:space="preserve">ABI choice</w:t>
+        </w:r>
+      </w:hyperlink>
+      <w:r>
+        <w:rPr/>
+        <w:t xml:space="preserve"> and benchmark policy version 3. Its simpler argument placement and reviewed correctness justify implementation now. Comparative timings, sensitivity controls and additional comparison instrumentation are deferred. The old confidence-bound rule was not applied, and no candidate is declared statistically faster.</w:t>
       </w:r>
     </w:p>
     <w:p>
@@ -982,7 +977,7 @@
       </w:hyperlink>
       <w:r>
         <w:rPr/>
-        <w:t xml:space="preserve"> specifies the hand-built C/C4/B experiment, including stack/result ownership and typed installation. Its eighteen correctness records have been independently reviewed and accepted within the </w:t>
+        <w:t xml:space="preserve"> and </w:t>
       </w:r>
       <w:hyperlink r:id="rId4">
         <w:r>
@@ -990,12 +985,12 @@
             <w:color w:val="175C91"/>
             <w:u w:val="single"/>
           </w:rPr>
-          <w:t xml:space="preserve">fourth-audit scope</w:t>
-        </w:r>
-      </w:hyperlink>
-      <w:r>
-        <w:rPr/>
-        <w:t xml:space="preserve">; they do not select D3. The isolated </w:t>
+          <w:t xml:space="preserve">fourth-audit acceptance</w:t>
+        </w:r>
+      </w:hyperlink>
+      <w:r>
+        <w:rPr/>
+        <w:t xml:space="preserve"> supply the bounded correctness basis. The </w:t>
       </w:r>
       <w:hyperlink r:id="rId5">
         <w:r>
@@ -1008,7 +1003,13 @@
       </w:hyperlink>
       <w:r>
         <w:rPr/>
-        <w:t xml:space="preserve"> now supplies exploratory baseline-tier timings across three packaging choices and a new unreviewed S0-LL21-a execution; representative selection evidence remains open.</w:t>
+        <w:t xml:space="preserve"> and separately accepted S0-LL21-a case retain exploratory timing and identity-publication evidence. Original raw runs and policy version 2 are unchanged.</w:t>
+      </w:r>
+    </w:p>
+    <w:p>
+      <w:r>
+        <w:rPr/>
+        <w:t xml:space="preserve">Stage 1 confirms B through generated code and determines production packaging. Preserve roots, logical frames, result ownership, tail cleanup, conditions and entry/stub roles. Reconsider the ABI only for a demonstrated generated-code or representative performance problem. If comparisons are reopened, first validate sensitivity and freeze representative weights, granularity, engine/tier and metrics; those tasks do not block implementation now.</w:t>
       </w:r>
     </w:p>
     <w:p>
@@ -2610,19 +2611,19 @@
     <w:p>
       <w:r>
         <w:rPr/>
-        <w:t xml:space="preserve">The LL rows are supplemented by three explicit outline-exit records in stage0/inventory.json. S0-ENGINE-a qualifies the pinned engine/profile matrix including multivalue, tail calls, selected EH encoding, atomics, bulk memory and the profile's suspension path. S0-CONTRACTS-a reviews the complete versioned layout, frame, allocation/root/TCR, C-boundary and ownership contracts against their executed fixtures; the initial layout subset is insufficient. S0-ABI-selection records the complete ordered experiment, all measurement IDs from stage0/measurement-inventory.json, confidence intervals, resource budgets and the selected/rejected candidate rationale. None is replaced by passing a limited PROBE ID.</w:t>
-      </w:r>
-    </w:p>
-    <w:p>
-      <w:r>
-        <w:rPr/>
-        <w:t xml:space="preserve">D3 benchmarks use 24 S0-ABI-&lt;candidate&gt;-&lt;workload&gt; identifiers linked to LL05/LL20/LL21 correctness prerequisites. Inventory phases are C/C4/B correctness followed by their baseline measurements. Record the candidate, adapter/stub counts, VSP/MV protocol, granularity, call distribution, engine/tier and budgets. Keep cold and warm paths separate. Correctness failure makes a candidate ineligible for selection. H(G) has no required inventory entry. [18]</w:t>
-      </w:r>
-    </w:p>
-    <w:p>
-      <w:r>
-        <w:rPr/>
-        <w:t xml:space="preserve">Stage 1 repeats the chosen ABI, representation and initialization checks through compiler-generated code. The register’s Stage 2 lifecycle/GC and Stage 3 live-compilation/redefinition extensions remain distinct from the prebuilt harness cases. Stage 5 verifies retained entry descriptors and code variants after fresh restoration. D3 selection, the source census, floating-point choice and test work remain on the outstanding-work ledger; the decided architecture and D5 protocol supply their build target.</w:t>
+        <w:t xml:space="preserve">The LL rows are supplemented by three explicit outline-exit records in stage0/inventory.json. S0-ENGINE-a qualifies the pinned engine/profile matrix including multivalue, tail calls, selected EH encoding, atomics, bulk memory and the profile suspension path. S0-CONTRACTS-a reviews complete versioned layout, frame, allocation/root/TCR, C-boundary and ownership contracts against executed fixtures. S0-ABI-selection now records the B engineering choice, reviewed correctness references, stated limits and reversal criteria. It no longer requires comparative timing; its formal decision evidence remains outstanding. None is replaced by passing a limited PROBE ID.</w:t>
+      </w:r>
+    </w:p>
+    <w:p>
+      <w:r>
+        <w:rPr/>
+        <w:t xml:space="preserve">The 24 S0-ABI-&lt;candidate&gt;-&lt;workload&gt; identifiers remain in the optional comparison worklist, with original runs preserved and no row promoted to qualified evidence. They are not required for Stage 0 under the 12 September policy change. Dedicated-host correctness/progress deadlines remain unchanged. Future comparisons, if justified, must charge the complete protocol and keep cold/warm paths and actual packaging costs explicit. H(G) has no required entry. [18]</w:t>
+      </w:r>
+    </w:p>
+    <w:p>
+      <w:r>
+        <w:rPr/>
+        <w:t xml:space="preserve">Stage 1 repeats the chosen ABI, representation and initialization checks through compiler-generated code. The register’s Stage 2 lifecycle/GC and Stage 3 live-compilation/redefinition extensions remain distinct from the prebuilt harness cases. Stage 5 verifies retained entry descriptors and code variants after fresh restoration. The formal B decision evidence, source census, floating-point choice and test work remain on the outstanding-work ledger; the decided architecture and D5 protocol supply their build target.</w:t>
       </w:r>
     </w:p>
     <w:p>
